--- a/lessons/7-2-group1/homework.docx
+++ b/lessons/7-2-group1/homework.docx
@@ -164,7 +164,7 @@
         <w:t xml:space="preserve">Rational Numbers on the Number Line (Números racionales en la recta numérica)</w:t>
       </w:r>
       <w:r>
-        <w:t xml:space="preserve"> — Fractions, decimals, and integers placed by value on a number line.</w:t>
+        <w:t xml:space="preserve"> — Every rational number has one exact spot on the number line. Writing it as a fraction, a decimal, or an integer does not change where it sits.</w:t>
       </w:r>
     </w:p>
     <w:p>
@@ -227,7 +227,7 @@
         <w:t xml:space="preserve">Rational number (Número racional)</w:t>
       </w:r>
       <w:r>
-        <w:t xml:space="preserve"> — Any number you can write as a fraction. This includes fractions, decimals, and integers.</w:t>
+        <w:t xml:space="preserve"> — A number that can be written as a fraction of two integers, with a bottom number that is not zero.</w:t>
       </w:r>
     </w:p>
     <w:p>
